--- a/Midterm/Deliverables/ProtocolForm-Template.docx
+++ b/Midterm/Deliverables/ProtocolForm-Template.docx
@@ -2134,15 +2134,39 @@
           <w:i/>
           <w:iCs/>
         </w:rPr>
-        <w:t xml:space="preserve">rectangles </w:t>
-      </w:r>
-      <w:r>
-        <w:rPr>
-          <w:rFonts w:eastAsia="Times New Roman" w:cs="Arial"/>
-          <w:i/>
-          <w:iCs/>
-        </w:rPr>
-        <w:t>of different sizes and distances using a mouse.</w:t>
+        <w:t xml:space="preserve">‘highlighted‘ </w:t>
+      </w:r>
+      <w:r>
+        <w:rPr>
+          <w:rFonts w:eastAsia="Times New Roman" w:cs="Arial"/>
+          <w:i/>
+          <w:iCs/>
+        </w:rPr>
+        <w:t>rectangles</w:t>
+      </w:r>
+      <w:r>
+        <w:rPr>
+          <w:rFonts w:eastAsia="Times New Roman" w:cs="Arial"/>
+          <w:i/>
+          <w:iCs/>
+        </w:rPr>
+        <w:t xml:space="preserve"> from a group of </w:t>
+      </w:r>
+      <w:r>
+        <w:rPr>
+          <w:rFonts w:eastAsia="Times New Roman" w:cs="Arial"/>
+          <w:i/>
+          <w:iCs/>
+        </w:rPr>
+        <w:t>both non-highlighted (green) and highlighted (yellow) targets</w:t>
+      </w:r>
+      <w:r>
+        <w:rPr>
+          <w:rFonts w:eastAsia="Times New Roman" w:cs="Arial"/>
+          <w:i/>
+          <w:iCs/>
+        </w:rPr>
+        <w:t>.</w:t>
       </w:r>
     </w:p>
     <w:p>
@@ -2382,31 +2406,7 @@
         <w:rPr>
           <w:rFonts w:eastAsia="Times New Roman" w:cs="Arial"/>
         </w:rPr>
-        <w:t xml:space="preserve">at </w:t>
-      </w:r>
-      <w:r>
-        <w:rPr>
-          <w:rFonts w:eastAsia="Times New Roman" w:cs="Arial"/>
-        </w:rPr>
-        <w:t>do you wish this</w:t>
-      </w:r>
-      <w:r>
-        <w:rPr>
-          <w:rFonts w:eastAsia="Times New Roman" w:cs="Arial"/>
-        </w:rPr>
-        <w:t xml:space="preserve"> tool</w:t>
-      </w:r>
-      <w:r>
-        <w:rPr>
-          <w:rFonts w:eastAsia="Times New Roman" w:cs="Arial"/>
-        </w:rPr>
-        <w:t xml:space="preserve"> could do right now that it cannot do</w:t>
-      </w:r>
-      <w:r>
-        <w:rPr>
-          <w:rFonts w:eastAsia="Times New Roman" w:cs="Arial"/>
-        </w:rPr>
-        <w:t>?</w:t>
+        <w:t>at do you wish this tool could do right now that it cannot do?</w:t>
       </w:r>
     </w:p>
     <w:p>
@@ -2813,7 +2813,6 @@
           <w:r>
             <w:t>Participant ID: __</w:t>
           </w:r>
-          <w:proofErr w:type="spellStart"/>
           <w:r>
             <w:rPr>
               <w:u w:val="single"/>
@@ -2826,7 +2825,6 @@
             </w:rPr>
             <w:t>x</w:t>
           </w:r>
-          <w:proofErr w:type="spellEnd"/>
           <w:r>
             <w:t>___</w:t>
           </w:r>
